--- a/test_data/smlouva25_anon.docx
+++ b/test_data/smlouva25_anon.docx
@@ -59,7 +59,7 @@
     </w:p>
     <w:p>
       <w:r>
-        <w:t>V části týkající se souhlasu se zpracováním údajů figuruje [[PERSON_9]], o níž platí, že [[PERSON_9]] se týká email hana.dolezalova@post.[[ADDRESS_3]].</w:t>
+        <w:t>V části týkající se souhlasu se zpracováním údajů figuruje [[PERSON_9]], o níž platí, že [[PERSON_9]] se týká email [[PERSON_9]].dolezalova@post.[[ADDRESS_3]].</w:t>
       </w:r>
     </w:p>
     <w:p>

--- a/test_data/smlouva25_anon.docx
+++ b/test_data/smlouva25_anon.docx
@@ -24,7 +24,7 @@
     </w:p>
     <w:p>
       <w:r>
-        <w:t>Součástí dokumentace je rovněž vyjádření [[PERSON_2]], kdy s [[PERSON_2]] bylo [[ADDRESS_1]], a identifikace pomocí rodného čísla [[BIRTH_ID_1]].</w:t>
+        <w:t>Součástí dokumentace je rovněž vyjádření [[PERSON_2]], kdy s [[PERSON_2]] bylo komunikováno ohledně bydliště [[ADDRESS_1]], a identifikace pomocí rodného čísla [[BIRTH_ID_1]].</w:t>
       </w:r>
     </w:p>
     <w:p>
@@ -44,7 +44,7 @@
     </w:p>
     <w:p>
       <w:r>
-        <w:t>Dále byl přítomen [[PERSON_6]], u něhož bylo ověřeno, že [[PERSON_6]] lze kontaktovat na emailu jan.klicha@firma.[[ADDRESS_2]].</w:t>
+        <w:t>Dále byl přítomen [[PERSON_6]], u něhož bylo ověřeno, že [[PERSON_6]] lze kontaktovat na emailu [[EMAIL_2]] a že jeho trvalé bydliště je [[ADDRESS_2]].</w:t>
       </w:r>
     </w:p>
     <w:p>
@@ -59,7 +59,7 @@
     </w:p>
     <w:p>
       <w:r>
-        <w:t>V části týkající se souhlasu se zpracováním údajů figuruje [[PERSON_9]], o níž platí, že [[PERSON_9]] se týká email [[PERSON_9]].dolezalova@post.[[ADDRESS_3]].</w:t>
+        <w:t>V části týkající se souhlasu se zpracováním údajů figuruje [[PERSON_9]], o níž platí, že [[PERSON_9]] se týká email [[EMAIL_3]] a [[ADDRESS_3]].</w:t>
       </w:r>
     </w:p>
     <w:p>
@@ -69,12 +69,12 @@
     </w:p>
     <w:p>
       <w:r>
-        <w:t>Součástí příloh je vyjádření [[PERSON_11]], kde u [[PERSON_11]] figuruje [[BANK_3]] [[ADDRESS_4]].</w:t>
-      </w:r>
-    </w:p>
-    <w:p>
-      <w:r>
-        <w:t>Další jednání proběhlo s [[PERSON_12]], přičemž [[PERSON_12]] lze identifikovat pomocí emailu [[EMAIL_2]] a [[ICO_2]].</w:t>
+        <w:t>Součástí příloh je vyjádření [[PERSON_11]], kde u [[PERSON_11]] figuruje [[BANK_3]] a [[ADDRESS_4]].</w:t>
+      </w:r>
+    </w:p>
+    <w:p>
+      <w:r>
+        <w:t>Další jednání proběhlo s [[PERSON_12]], přičemž [[PERSON_12]] lze identifikovat pomocí emailu [[EMAIL_4]] a [[ICO_2]].</w:t>
       </w:r>
     </w:p>
     <w:p>
@@ -84,12 +84,12 @@
     </w:p>
     <w:p>
       <w:r>
-        <w:t>Technickou část konzultoval [[PERSON_14]], o němž platí, že [[PERSON_14]] náleží IP adresa [[IP_3]] a email [[EMAIL_3]].</w:t>
-      </w:r>
-    </w:p>
-    <w:p>
-      <w:r>
-        <w:t>Smlouva dále zmiňuje [[PERSON_15]], přičemž bez Rad[[ADDRESS_5]], ani telefonní kontakt[[PHONE_6]].</w:t>
+        <w:t>Technickou část konzultoval [[PERSON_14]], o němž platí, že [[PERSON_14]] náleží IP adresa [[IP_3]] a email [[EMAIL_5]].</w:t>
+      </w:r>
+    </w:p>
+    <w:p>
+      <w:r>
+        <w:t>Smlouva dále zmiňuje [[PERSON_15]], přičemž bez [[PERSON_15]] by nebylo možné doložit [[ADDRESS_5]], ani telefonní kontakt[[PHONE_6]].</w:t>
       </w:r>
     </w:p>
     <w:p>
@@ -99,11 +99,17 @@
     </w:p>
     <w:p>
       <w:r>
-        <w:t>Za podporu odpovídala [[PERSON_17]], u níž o [[PERSON_17]] evidujeme email [[EMAIL_4]] a IP adresu [[IP_4]].</w:t>
+        <w:t>Za podporu odpovídala [[PERSON_17]], u níž o [[PERSON_17]] evidujeme email [[EMAIL_6]] a IP adresu [[IP_4]].</w:t>
       </w:r>
     </w:p>
     <w:p/>
     <w:sectPr>
+      <w:headerReference w:type="default" r:id="rId6"/>
+      <w:footerReference w:type="default" r:id="rId7"/>
+      <w:headerReference w:type="first" r:id="rId8"/>
+      <w:footerReference w:type="first" r:id="rId9"/>
+      <w:headerReference w:type="even" r:id="rId10"/>
+      <w:footerReference w:type="even" r:id="rId11"/>
       <w:pgSz w:w="11906" w:h="16838"/>
       <w:pgMar w:top="1440" w:right="1440" w:bottom="1440" w:left="1440" w:header="708" w:footer="708" w:gutter="0"/>
       <w:cols w:space="708"/>
@@ -111,6 +117,66 @@
     </w:sectPr>
   </w:body>
 </w:document>
+</file>
+
+<file path=word/footer1.xml><?xml version="1.0" encoding="utf-8"?>
+<w:ftr xmlns:m="http://schemas.openxmlformats.org/officeDocument/2006/math" xmlns:mc="http://schemas.openxmlformats.org/markup-compatibility/2006" xmlns:mo="http://schemas.microsoft.com/office/mac/office/2008/main" xmlns:mv="urn:schemas-microsoft-com:mac:vml" xmlns:o="urn:schemas-microsoft-com:office:office" xmlns:r="http://schemas.openxmlformats.org/officeDocument/2006/relationships" xmlns:v="urn:schemas-microsoft-com:vml" xmlns:w10="urn:schemas-microsoft-com:office:word" xmlns:w14="http://schemas.microsoft.com/office/word/2010/wordml" xmlns:w="http://schemas.openxmlformats.org/wordprocessingml/2006/main" xmlns:wne="http://schemas.microsoft.com/office/word/2006/wordml" xmlns:wp14="http://schemas.microsoft.com/office/word/2010/wordprocessingDrawing" xmlns:wp="http://schemas.openxmlformats.org/drawingml/2006/wordprocessingDrawing" xmlns:wpc="http://schemas.microsoft.com/office/word/2010/wordprocessingCanvas" xmlns:wpg="http://schemas.microsoft.com/office/word/2010/wordprocessingGroup" xmlns:wpi="http://schemas.microsoft.com/office/word/2010/wordprocessingInk" xmlns:wps="http://schemas.microsoft.com/office/word/2010/wordprocessingShape" mc:Ignorable="w14 wp14">
+  <w:p>
+    <w:pPr>
+      <w:pStyle w:val="Footer"/>
+    </w:pPr>
+  </w:p>
+</w:ftr>
+</file>
+
+<file path=word/footer2.xml><?xml version="1.0" encoding="utf-8"?>
+<w:ftr xmlns:m="http://schemas.openxmlformats.org/officeDocument/2006/math" xmlns:mc="http://schemas.openxmlformats.org/markup-compatibility/2006" xmlns:mo="http://schemas.microsoft.com/office/mac/office/2008/main" xmlns:mv="urn:schemas-microsoft-com:mac:vml" xmlns:o="urn:schemas-microsoft-com:office:office" xmlns:r="http://schemas.openxmlformats.org/officeDocument/2006/relationships" xmlns:v="urn:schemas-microsoft-com:vml" xmlns:w10="urn:schemas-microsoft-com:office:word" xmlns:w14="http://schemas.microsoft.com/office/word/2010/wordml" xmlns:w="http://schemas.openxmlformats.org/wordprocessingml/2006/main" xmlns:wne="http://schemas.microsoft.com/office/word/2006/wordml" xmlns:wp14="http://schemas.microsoft.com/office/word/2010/wordprocessingDrawing" xmlns:wp="http://schemas.openxmlformats.org/drawingml/2006/wordprocessingDrawing" xmlns:wpc="http://schemas.microsoft.com/office/word/2010/wordprocessingCanvas" xmlns:wpg="http://schemas.microsoft.com/office/word/2010/wordprocessingGroup" xmlns:wpi="http://schemas.microsoft.com/office/word/2010/wordprocessingInk" xmlns:wps="http://schemas.microsoft.com/office/word/2010/wordprocessingShape" mc:Ignorable="w14 wp14">
+  <w:p>
+    <w:pPr>
+      <w:pStyle w:val="Footer"/>
+    </w:pPr>
+  </w:p>
+</w:ftr>
+</file>
+
+<file path=word/footer3.xml><?xml version="1.0" encoding="utf-8"?>
+<w:ftr xmlns:m="http://schemas.openxmlformats.org/officeDocument/2006/math" xmlns:mc="http://schemas.openxmlformats.org/markup-compatibility/2006" xmlns:mo="http://schemas.microsoft.com/office/mac/office/2008/main" xmlns:mv="urn:schemas-microsoft-com:mac:vml" xmlns:o="urn:schemas-microsoft-com:office:office" xmlns:r="http://schemas.openxmlformats.org/officeDocument/2006/relationships" xmlns:v="urn:schemas-microsoft-com:vml" xmlns:w10="urn:schemas-microsoft-com:office:word" xmlns:w14="http://schemas.microsoft.com/office/word/2010/wordml" xmlns:w="http://schemas.openxmlformats.org/wordprocessingml/2006/main" xmlns:wne="http://schemas.microsoft.com/office/word/2006/wordml" xmlns:wp14="http://schemas.microsoft.com/office/word/2010/wordprocessingDrawing" xmlns:wp="http://schemas.openxmlformats.org/drawingml/2006/wordprocessingDrawing" xmlns:wpc="http://schemas.microsoft.com/office/word/2010/wordprocessingCanvas" xmlns:wpg="http://schemas.microsoft.com/office/word/2010/wordprocessingGroup" xmlns:wpi="http://schemas.microsoft.com/office/word/2010/wordprocessingInk" xmlns:wps="http://schemas.microsoft.com/office/word/2010/wordprocessingShape" mc:Ignorable="w14 wp14">
+  <w:p>
+    <w:pPr>
+      <w:pStyle w:val="Footer"/>
+    </w:pPr>
+  </w:p>
+</w:ftr>
+</file>
+
+<file path=word/header1.xml><?xml version="1.0" encoding="utf-8"?>
+<w:hdr xmlns:m="http://schemas.openxmlformats.org/officeDocument/2006/math" xmlns:mc="http://schemas.openxmlformats.org/markup-compatibility/2006" xmlns:mo="http://schemas.microsoft.com/office/mac/office/2008/main" xmlns:mv="urn:schemas-microsoft-com:mac:vml" xmlns:o="urn:schemas-microsoft-com:office:office" xmlns:r="http://schemas.openxmlformats.org/officeDocument/2006/relationships" xmlns:v="urn:schemas-microsoft-com:vml" xmlns:w10="urn:schemas-microsoft-com:office:word" xmlns:w14="http://schemas.microsoft.com/office/word/2010/wordml" xmlns:w="http://schemas.openxmlformats.org/wordprocessingml/2006/main" xmlns:wne="http://schemas.microsoft.com/office/word/2006/wordml" xmlns:wp14="http://schemas.microsoft.com/office/word/2010/wordprocessingDrawing" xmlns:wp="http://schemas.openxmlformats.org/drawingml/2006/wordprocessingDrawing" xmlns:wpc="http://schemas.microsoft.com/office/word/2010/wordprocessingCanvas" xmlns:wpg="http://schemas.microsoft.com/office/word/2010/wordprocessingGroup" xmlns:wpi="http://schemas.microsoft.com/office/word/2010/wordprocessingInk" xmlns:wps="http://schemas.microsoft.com/office/word/2010/wordprocessingShape" mc:Ignorable="w14 wp14">
+  <w:p>
+    <w:pPr>
+      <w:pStyle w:val="Header"/>
+    </w:pPr>
+  </w:p>
+</w:hdr>
+</file>
+
+<file path=word/header2.xml><?xml version="1.0" encoding="utf-8"?>
+<w:hdr xmlns:m="http://schemas.openxmlformats.org/officeDocument/2006/math" xmlns:mc="http://schemas.openxmlformats.org/markup-compatibility/2006" xmlns:mo="http://schemas.microsoft.com/office/mac/office/2008/main" xmlns:mv="urn:schemas-microsoft-com:mac:vml" xmlns:o="urn:schemas-microsoft-com:office:office" xmlns:r="http://schemas.openxmlformats.org/officeDocument/2006/relationships" xmlns:v="urn:schemas-microsoft-com:vml" xmlns:w10="urn:schemas-microsoft-com:office:word" xmlns:w14="http://schemas.microsoft.com/office/word/2010/wordml" xmlns:w="http://schemas.openxmlformats.org/wordprocessingml/2006/main" xmlns:wne="http://schemas.microsoft.com/office/word/2006/wordml" xmlns:wp14="http://schemas.microsoft.com/office/word/2010/wordprocessingDrawing" xmlns:wp="http://schemas.openxmlformats.org/drawingml/2006/wordprocessingDrawing" xmlns:wpc="http://schemas.microsoft.com/office/word/2010/wordprocessingCanvas" xmlns:wpg="http://schemas.microsoft.com/office/word/2010/wordprocessingGroup" xmlns:wpi="http://schemas.microsoft.com/office/word/2010/wordprocessingInk" xmlns:wps="http://schemas.microsoft.com/office/word/2010/wordprocessingShape" mc:Ignorable="w14 wp14">
+  <w:p>
+    <w:pPr>
+      <w:pStyle w:val="Header"/>
+    </w:pPr>
+  </w:p>
+</w:hdr>
+</file>
+
+<file path=word/header3.xml><?xml version="1.0" encoding="utf-8"?>
+<w:hdr xmlns:m="http://schemas.openxmlformats.org/officeDocument/2006/math" xmlns:mc="http://schemas.openxmlformats.org/markup-compatibility/2006" xmlns:mo="http://schemas.microsoft.com/office/mac/office/2008/main" xmlns:mv="urn:schemas-microsoft-com:mac:vml" xmlns:o="urn:schemas-microsoft-com:office:office" xmlns:r="http://schemas.openxmlformats.org/officeDocument/2006/relationships" xmlns:v="urn:schemas-microsoft-com:vml" xmlns:w10="urn:schemas-microsoft-com:office:word" xmlns:w14="http://schemas.microsoft.com/office/word/2010/wordml" xmlns:w="http://schemas.openxmlformats.org/wordprocessingml/2006/main" xmlns:wne="http://schemas.microsoft.com/office/word/2006/wordml" xmlns:wp14="http://schemas.microsoft.com/office/word/2010/wordprocessingDrawing" xmlns:wp="http://schemas.openxmlformats.org/drawingml/2006/wordprocessingDrawing" xmlns:wpc="http://schemas.microsoft.com/office/word/2010/wordprocessingCanvas" xmlns:wpg="http://schemas.microsoft.com/office/word/2010/wordprocessingGroup" xmlns:wpi="http://schemas.microsoft.com/office/word/2010/wordprocessingInk" xmlns:wps="http://schemas.microsoft.com/office/word/2010/wordprocessingShape" mc:Ignorable="w14 wp14">
+  <w:p>
+    <w:pPr>
+      <w:pStyle w:val="Header"/>
+    </w:pPr>
+  </w:p>
+</w:hdr>
 </file>
 
 <file path=word/styles.xml><?xml version="1.0" encoding="utf-8"?>
